--- a/StaffSpire Project Requirement.docx
+++ b/StaffSpire Project Requirement.docx
@@ -20,6 +20,15 @@
           <w:sz w:val="72"/>
           <w:szCs w:val="72"/>
         </w:rPr>
+        <w:t>re</w:t>
+      </w:r>
+      <w:r>
+        <w:rPr>
+          <w:b/>
+          <w:bCs/>
+          <w:sz w:val="72"/>
+          <w:szCs w:val="72"/>
+        </w:rPr>
         <w:t>StaffSpire</w:t>
       </w:r>
       <w:proofErr w:type="spellEnd"/>
@@ -124,32 +133,552 @@
     </w:p>
     <w:p>
       <w:r>
+        <w:t>- Monitor Attendance</w:t>
+      </w:r>
+    </w:p>
+    <w:p>
+      <w:r>
+        <w:t>- Assign Tasks</w:t>
+      </w:r>
+    </w:p>
+    <w:p>
+      <w:r>
+        <w:t>- View Reports</w:t>
+      </w:r>
+    </w:p>
+    <w:p/>
+    <w:p>
+      <w:r>
+        <w:t>Employee</w:t>
+      </w:r>
+    </w:p>
+    <w:p/>
+    <w:p>
+      <w:r>
+        <w:t>- Manage Own Profile</w:t>
+      </w:r>
+    </w:p>
+    <w:p>
+      <w:r>
+        <w:t>- Mark Attendance</w:t>
+      </w:r>
+    </w:p>
+    <w:p>
+      <w:r>
+        <w:t>- Apply Leave</w:t>
+      </w:r>
+    </w:p>
+    <w:p>
+      <w:r>
+        <w:t>- View Assigned Tasks</w:t>
+      </w:r>
+    </w:p>
+    <w:p>
+      <w:r>
+        <w:t>- View Reports</w:t>
+      </w:r>
+    </w:p>
+    <w:p/>
+    <w:p>
+      <w:r>
+        <w:t>---</w:t>
+      </w:r>
+    </w:p>
+    <w:p/>
+    <w:p>
+      <w:r>
+        <w:t>Authentication Module</w:t>
+      </w:r>
+    </w:p>
+    <w:p/>
+    <w:p>
+      <w:r>
+        <w:t>Menus</w:t>
+      </w:r>
+    </w:p>
+    <w:p/>
+    <w:p>
+      <w:r>
+        <w:t>- Login</w:t>
+      </w:r>
+    </w:p>
+    <w:p>
+      <w:r>
+        <w:t>- Register (Optional)</w:t>
+      </w:r>
+    </w:p>
+    <w:p>
+      <w:r>
+        <w:t>- Forgot Password</w:t>
+      </w:r>
+    </w:p>
+    <w:p>
+      <w:r>
+        <w:t>- Reset Password</w:t>
+      </w:r>
+    </w:p>
+    <w:p>
+      <w:r>
+        <w:t>- Change Password</w:t>
+      </w:r>
+    </w:p>
+    <w:p>
+      <w:r>
+        <w:t>- Logout</w:t>
+      </w:r>
+    </w:p>
+    <w:p/>
+    <w:p>
+      <w:r>
         <w:lastRenderedPageBreak/>
-        <w:t>- Monitor Attendance</w:t>
-      </w:r>
-    </w:p>
-    <w:p>
-      <w:r>
-        <w:t>- Assign Tasks</w:t>
-      </w:r>
-    </w:p>
-    <w:p>
-      <w:r>
-        <w:t>- View Reports</w:t>
-      </w:r>
-    </w:p>
-    <w:p/>
-    <w:p>
-      <w:r>
-        <w:t>Employee</w:t>
-      </w:r>
-    </w:p>
-    <w:p/>
-    <w:p>
-      <w:r>
-        <w:t>- Manage Own Profile</w:t>
-      </w:r>
-    </w:p>
+        <w:t>Features</w:t>
+      </w:r>
+    </w:p>
+    <w:p/>
+    <w:p>
+      <w:r>
+        <w:t>- JWT Authentication</w:t>
+      </w:r>
+    </w:p>
+    <w:p>
+      <w:r>
+        <w:t>- Role-Based Access Control</w:t>
+      </w:r>
+    </w:p>
+    <w:p>
+      <w:r>
+        <w:t>- Protected Routes</w:t>
+      </w:r>
+    </w:p>
+    <w:p>
+      <w:r>
+        <w:t>- Session Management</w:t>
+      </w:r>
+    </w:p>
+    <w:p/>
+    <w:p>
+      <w:r>
+        <w:t>---</w:t>
+      </w:r>
+    </w:p>
+    <w:p/>
+    <w:p>
+      <w:r>
+        <w:t>ADMIN PANEL</w:t>
+      </w:r>
+    </w:p>
+    <w:p/>
+    <w:p>
+      <w:r>
+        <w:t>Sidebar Menus</w:t>
+      </w:r>
+    </w:p>
+    <w:p/>
+    <w:p>
+      <w:r>
+        <w:t>Dashboard</w:t>
+      </w:r>
+    </w:p>
+    <w:p/>
+    <w:p>
+      <w:r>
+        <w:t>- Overview</w:t>
+      </w:r>
+    </w:p>
+    <w:p>
+      <w:r>
+        <w:t>- Analytics</w:t>
+      </w:r>
+    </w:p>
+    <w:p>
+      <w:r>
+        <w:t>- Recent Activities</w:t>
+      </w:r>
+    </w:p>
+    <w:p/>
+    <w:p>
+      <w:r>
+        <w:t>Employee Management</w:t>
+      </w:r>
+    </w:p>
+    <w:p/>
+    <w:p>
+      <w:r>
+        <w:t>- Add Employee</w:t>
+      </w:r>
+    </w:p>
+    <w:p>
+      <w:r>
+        <w:t>- Employee List</w:t>
+      </w:r>
+    </w:p>
+    <w:p>
+      <w:r>
+        <w:t>- View Employee</w:t>
+      </w:r>
+    </w:p>
+    <w:p>
+      <w:r>
+        <w:t>- Edit Employee</w:t>
+      </w:r>
+    </w:p>
+    <w:p>
+      <w:r>
+        <w:t>- Delete Employee</w:t>
+      </w:r>
+    </w:p>
+    <w:p/>
+    <w:p>
+      <w:r>
+        <w:t>Department Management</w:t>
+      </w:r>
+    </w:p>
+    <w:p/>
+    <w:p>
+      <w:r>
+        <w:t>- Add Department</w:t>
+      </w:r>
+    </w:p>
+    <w:p>
+      <w:r>
+        <w:t>- Department List</w:t>
+      </w:r>
+    </w:p>
+    <w:p>
+      <w:r>
+        <w:t>- Edit Department</w:t>
+      </w:r>
+    </w:p>
+    <w:p>
+      <w:r>
+        <w:t>- Delete Department</w:t>
+      </w:r>
+    </w:p>
+    <w:p/>
+    <w:p>
+      <w:r>
+        <w:t>Attendance Management</w:t>
+      </w:r>
+    </w:p>
+    <w:p/>
+    <w:p>
+      <w:r>
+        <w:t>- Daily Attendance</w:t>
+      </w:r>
+    </w:p>
+    <w:p>
+      <w:r>
+        <w:t>- Monthly Attendance</w:t>
+      </w:r>
+    </w:p>
+    <w:p>
+      <w:r>
+        <w:t>- Attendance Reports</w:t>
+      </w:r>
+    </w:p>
+    <w:p/>
+    <w:p>
+      <w:r>
+        <w:t>Leave Management</w:t>
+      </w:r>
+    </w:p>
+    <w:p/>
+    <w:p>
+      <w:r>
+        <w:t>- Pending Requests</w:t>
+      </w:r>
+    </w:p>
+    <w:p>
+      <w:r>
+        <w:t>- Approved Requests</w:t>
+      </w:r>
+    </w:p>
+    <w:p>
+      <w:r>
+        <w:t>- Rejected Requests</w:t>
+      </w:r>
+    </w:p>
+    <w:p/>
+    <w:p>
+      <w:r>
+        <w:t>Task Management</w:t>
+      </w:r>
+    </w:p>
+    <w:p/>
+    <w:p>
+      <w:r>
+        <w:t>- Create Task</w:t>
+      </w:r>
+    </w:p>
+    <w:p>
+      <w:r>
+        <w:t>- Assign Task</w:t>
+      </w:r>
+    </w:p>
+    <w:p>
+      <w:r>
+        <w:t>- Task List</w:t>
+      </w:r>
+    </w:p>
+    <w:p>
+      <w:r>
+        <w:t>- Task Status</w:t>
+      </w:r>
+    </w:p>
+    <w:p/>
+    <w:p>
+      <w:r>
+        <w:t>User Management</w:t>
+      </w:r>
+    </w:p>
+    <w:p/>
+    <w:p>
+      <w:r>
+        <w:t>- Create User</w:t>
+      </w:r>
+    </w:p>
+    <w:p>
+      <w:r>
+        <w:lastRenderedPageBreak/>
+        <w:t>- Manage Roles</w:t>
+      </w:r>
+    </w:p>
+    <w:p>
+      <w:r>
+        <w:t>- Active Users</w:t>
+      </w:r>
+    </w:p>
+    <w:p/>
+    <w:p>
+      <w:r>
+        <w:t>Reports</w:t>
+      </w:r>
+    </w:p>
+    <w:p/>
+    <w:p>
+      <w:r>
+        <w:t>- Employee Report</w:t>
+      </w:r>
+    </w:p>
+    <w:p>
+      <w:r>
+        <w:t>- Attendance Report</w:t>
+      </w:r>
+    </w:p>
+    <w:p>
+      <w:r>
+        <w:t>- Leave Report</w:t>
+      </w:r>
+    </w:p>
+    <w:p>
+      <w:r>
+        <w:t>- Department Report</w:t>
+      </w:r>
+    </w:p>
+    <w:p/>
+    <w:p>
+      <w:r>
+        <w:t>Settings</w:t>
+      </w:r>
+    </w:p>
+    <w:p/>
+    <w:p>
+      <w:r>
+        <w:t>- Company Settings</w:t>
+      </w:r>
+    </w:p>
+    <w:p>
+      <w:r>
+        <w:t>- Profile Settings</w:t>
+      </w:r>
+    </w:p>
+    <w:p>
+      <w:r>
+        <w:t>- Change Password</w:t>
+      </w:r>
+    </w:p>
+    <w:p/>
+    <w:p>
+      <w:r>
+        <w:t>Logout</w:t>
+      </w:r>
+    </w:p>
+    <w:p/>
+    <w:p>
+      <w:r>
+        <w:t>---</w:t>
+      </w:r>
+    </w:p>
+    <w:p/>
+    <w:p>
+      <w:r>
+        <w:t>MANAGER PANEL</w:t>
+      </w:r>
+    </w:p>
+    <w:p/>
+    <w:p>
+      <w:r>
+        <w:t>Sidebar Menus</w:t>
+      </w:r>
+    </w:p>
+    <w:p/>
+    <w:p>
+      <w:r>
+        <w:t>Dashboard</w:t>
+      </w:r>
+    </w:p>
+    <w:p/>
+    <w:p>
+      <w:r>
+        <w:t>Employees</w:t>
+      </w:r>
+    </w:p>
+    <w:p/>
+    <w:p>
+      <w:r>
+        <w:lastRenderedPageBreak/>
+        <w:t>- Employee List</w:t>
+      </w:r>
+    </w:p>
+    <w:p>
+      <w:r>
+        <w:t>- View Employee</w:t>
+      </w:r>
+    </w:p>
+    <w:p/>
+    <w:p>
+      <w:r>
+        <w:t>Attendance</w:t>
+      </w:r>
+    </w:p>
+    <w:p/>
+    <w:p>
+      <w:r>
+        <w:t>- Daily Attendance</w:t>
+      </w:r>
+    </w:p>
+    <w:p>
+      <w:r>
+        <w:t>- Monthly Attendance</w:t>
+      </w:r>
+    </w:p>
+    <w:p/>
+    <w:p>
+      <w:r>
+        <w:t>Leave Requests</w:t>
+      </w:r>
+    </w:p>
+    <w:p/>
+    <w:p>
+      <w:r>
+        <w:t>- Pending Requests</w:t>
+      </w:r>
+    </w:p>
+    <w:p>
+      <w:r>
+        <w:t>- Approve Leave</w:t>
+      </w:r>
+    </w:p>
+    <w:p>
+      <w:r>
+        <w:t>- Reject Leave</w:t>
+      </w:r>
+    </w:p>
+    <w:p/>
+    <w:p>
+      <w:r>
+        <w:t>Tasks</w:t>
+      </w:r>
+    </w:p>
+    <w:p/>
+    <w:p>
+      <w:r>
+        <w:t>- Assign Task</w:t>
+      </w:r>
+    </w:p>
+    <w:p>
+      <w:r>
+        <w:t>- Track Progress</w:t>
+      </w:r>
+    </w:p>
+    <w:p/>
+    <w:p>
+      <w:r>
+        <w:t>Reports</w:t>
+      </w:r>
+    </w:p>
+    <w:p/>
+    <w:p>
+      <w:r>
+        <w:t>- Attendance Reports</w:t>
+      </w:r>
+    </w:p>
+    <w:p>
+      <w:r>
+        <w:t>- Leave Reports</w:t>
+      </w:r>
+    </w:p>
+    <w:p/>
+    <w:p>
+      <w:r>
+        <w:t>Profile</w:t>
+      </w:r>
+    </w:p>
+    <w:p/>
+    <w:p>
+      <w:r>
+        <w:t>Logout</w:t>
+      </w:r>
+    </w:p>
+    <w:p/>
+    <w:p>
+      <w:r>
+        <w:lastRenderedPageBreak/>
+        <w:t>---</w:t>
+      </w:r>
+    </w:p>
+    <w:p/>
+    <w:p>
+      <w:r>
+        <w:t>EMPLOYEE PANEL</w:t>
+      </w:r>
+    </w:p>
+    <w:p/>
+    <w:p>
+      <w:r>
+        <w:t>Sidebar Menus</w:t>
+      </w:r>
+    </w:p>
+    <w:p/>
+    <w:p>
+      <w:r>
+        <w:t>Dashboard</w:t>
+      </w:r>
+    </w:p>
+    <w:p/>
+    <w:p>
+      <w:r>
+        <w:t>My Profile</w:t>
+      </w:r>
+    </w:p>
+    <w:p/>
+    <w:p>
+      <w:r>
+        <w:t>- View Profile</w:t>
+      </w:r>
+    </w:p>
+    <w:p>
+      <w:r>
+        <w:t>- Edit Profile</w:t>
+      </w:r>
+    </w:p>
+    <w:p/>
+    <w:p>
+      <w:r>
+        <w:t>Attendance</w:t>
+      </w:r>
+    </w:p>
+    <w:p/>
     <w:p>
       <w:r>
         <w:t>- Mark Attendance</w:t>
@@ -157,17 +686,60 @@
     </w:p>
     <w:p>
       <w:r>
+        <w:t>- Attendance History</w:t>
+      </w:r>
+    </w:p>
+    <w:p/>
+    <w:p>
+      <w:r>
+        <w:t>Leave</w:t>
+      </w:r>
+    </w:p>
+    <w:p/>
+    <w:p>
+      <w:r>
         <w:t>- Apply Leave</w:t>
       </w:r>
     </w:p>
     <w:p>
       <w:r>
-        <w:t>- View Assigned Tasks</w:t>
-      </w:r>
-    </w:p>
-    <w:p>
-      <w:r>
-        <w:t>- View Reports</w:t>
+        <w:t>- Leave History</w:t>
+      </w:r>
+    </w:p>
+    <w:p/>
+    <w:p>
+      <w:r>
+        <w:t>Tasks</w:t>
+      </w:r>
+    </w:p>
+    <w:p/>
+    <w:p>
+      <w:r>
+        <w:t>- Assigned Tasks</w:t>
+      </w:r>
+    </w:p>
+    <w:p>
+      <w:r>
+        <w:t>- Update Task Status</w:t>
+      </w:r>
+    </w:p>
+    <w:p/>
+    <w:p>
+      <w:r>
+        <w:lastRenderedPageBreak/>
+        <w:t>Notifications</w:t>
+      </w:r>
+    </w:p>
+    <w:p/>
+    <w:p>
+      <w:r>
+        <w:t>Change Password</w:t>
+      </w:r>
+    </w:p>
+    <w:p/>
+    <w:p>
+      <w:r>
+        <w:t>Logout</w:t>
       </w:r>
     </w:p>
     <w:p/>
@@ -179,39 +751,44 @@
     <w:p/>
     <w:p>
       <w:r>
-        <w:t>Authentication Module</w:t>
-      </w:r>
-    </w:p>
-    <w:p/>
-    <w:p>
-      <w:r>
-        <w:t>Menus</w:t>
-      </w:r>
-    </w:p>
-    <w:p/>
-    <w:p>
-      <w:r>
-        <w:t>- Login</w:t>
-      </w:r>
-    </w:p>
-    <w:p>
-      <w:r>
-        <w:t>- Register (Optional)</w:t>
-      </w:r>
-    </w:p>
-    <w:p>
-      <w:r>
-        <w:t>- Forgot Password</w:t>
-      </w:r>
-    </w:p>
-    <w:p>
-      <w:r>
-        <w:t>- Reset Password</w:t>
-      </w:r>
-    </w:p>
-    <w:p>
-      <w:r>
-        <w:t>- Change Password</w:t>
+        <w:t>HEADER MENUS (COMMON)</w:t>
+      </w:r>
+    </w:p>
+    <w:p/>
+    <w:p>
+      <w:r>
+        <w:t>Top Navbar</w:t>
+      </w:r>
+    </w:p>
+    <w:p/>
+    <w:p>
+      <w:r>
+        <w:t>- Company Logo</w:t>
+      </w:r>
+    </w:p>
+    <w:p>
+      <w:r>
+        <w:t>- Dashboard Title</w:t>
+      </w:r>
+    </w:p>
+    <w:p>
+      <w:r>
+        <w:t>- Search Bar</w:t>
+      </w:r>
+    </w:p>
+    <w:p>
+      <w:r>
+        <w:t>- Notifications</w:t>
+      </w:r>
+    </w:p>
+    <w:p>
+      <w:r>
+        <w:t>- User Profile</w:t>
+      </w:r>
+    </w:p>
+    <w:p>
+      <w:r>
+        <w:t>- Settings</w:t>
       </w:r>
     </w:p>
     <w:p>
@@ -222,29 +799,434 @@
     <w:p/>
     <w:p>
       <w:r>
+        <w:t>---</w:t>
+      </w:r>
+    </w:p>
+    <w:p/>
+    <w:p>
+      <w:r>
+        <w:t>DASHBOARD WIDGETS</w:t>
+      </w:r>
+    </w:p>
+    <w:p/>
+    <w:p>
+      <w:r>
+        <w:t>Admin Dashboard</w:t>
+      </w:r>
+    </w:p>
+    <w:p/>
+    <w:p>
+      <w:r>
+        <w:t>- Total Employees</w:t>
+      </w:r>
+    </w:p>
+    <w:p>
+      <w:r>
+        <w:t>- Total Departments</w:t>
+      </w:r>
+    </w:p>
+    <w:p>
+      <w:r>
+        <w:lastRenderedPageBreak/>
+        <w:t>- Present Employees</w:t>
+      </w:r>
+    </w:p>
+    <w:p>
+      <w:r>
+        <w:t>- Absent Employees</w:t>
+      </w:r>
+    </w:p>
+    <w:p>
+      <w:r>
+        <w:t>- Pending Leaves</w:t>
+      </w:r>
+    </w:p>
+    <w:p>
+      <w:r>
+        <w:t>- Approved Leaves</w:t>
+      </w:r>
+    </w:p>
+    <w:p>
+      <w:r>
+        <w:t>- Rejected Leaves</w:t>
+      </w:r>
+    </w:p>
+    <w:p>
+      <w:r>
+        <w:t>- Active Tasks</w:t>
+      </w:r>
+    </w:p>
+    <w:p/>
+    <w:p>
+      <w:r>
+        <w:t>Charts</w:t>
+      </w:r>
+    </w:p>
+    <w:p/>
+    <w:p>
+      <w:r>
+        <w:t>- Attendance Chart</w:t>
+      </w:r>
+    </w:p>
+    <w:p>
+      <w:r>
+        <w:t>- Employee Growth Chart</w:t>
+      </w:r>
+    </w:p>
+    <w:p>
+      <w:r>
+        <w:t>- Leave Statistics</w:t>
+      </w:r>
+    </w:p>
+    <w:p>
+      <w:r>
+        <w:t>- Department Distribution</w:t>
+      </w:r>
+    </w:p>
+    <w:p/>
+    <w:p>
+      <w:r>
+        <w:t>---</w:t>
+      </w:r>
+    </w:p>
+    <w:p/>
+    <w:p>
+      <w:r>
+        <w:t>EMPLOYEE CRUD</w:t>
+      </w:r>
+    </w:p>
+    <w:p/>
+    <w:p>
+      <w:r>
+        <w:t>Fields</w:t>
+      </w:r>
+    </w:p>
+    <w:p/>
+    <w:p>
+      <w:r>
+        <w:t>- Employee ID</w:t>
+      </w:r>
+    </w:p>
+    <w:p>
+      <w:r>
+        <w:t>- First Name</w:t>
+      </w:r>
+    </w:p>
+    <w:p>
+      <w:r>
+        <w:t>- Last Name</w:t>
+      </w:r>
+    </w:p>
+    <w:p>
+      <w:r>
+        <w:t>- Profile Image</w:t>
+      </w:r>
+    </w:p>
+    <w:p>
+      <w:r>
+        <w:t>- Email</w:t>
+      </w:r>
+    </w:p>
+    <w:p>
+      <w:r>
+        <w:t>- Mobile Number</w:t>
+      </w:r>
+    </w:p>
+    <w:p>
+      <w:r>
+        <w:t>- Gender</w:t>
+      </w:r>
+    </w:p>
+    <w:p>
+      <w:r>
+        <w:t>- Date of Birth</w:t>
+      </w:r>
+    </w:p>
+    <w:p>
+      <w:r>
+        <w:lastRenderedPageBreak/>
+        <w:t>- Address</w:t>
+      </w:r>
+    </w:p>
+    <w:p>
+      <w:r>
+        <w:t>- Department</w:t>
+      </w:r>
+    </w:p>
+    <w:p>
+      <w:r>
+        <w:t>- Designation</w:t>
+      </w:r>
+    </w:p>
+    <w:p>
+      <w:r>
+        <w:t>- Salary</w:t>
+      </w:r>
+    </w:p>
+    <w:p>
+      <w:r>
+        <w:t>- Joining Date</w:t>
+      </w:r>
+    </w:p>
+    <w:p>
+      <w:r>
+        <w:t>- Employment Type</w:t>
+      </w:r>
+    </w:p>
+    <w:p>
+      <w:r>
+        <w:t>- Status</w:t>
+      </w:r>
+    </w:p>
+    <w:p/>
+    <w:p>
+      <w:r>
+        <w:t>Operations</w:t>
+      </w:r>
+    </w:p>
+    <w:p/>
+    <w:p>
+      <w:r>
+        <w:t>- Create</w:t>
+      </w:r>
+    </w:p>
+    <w:p>
+      <w:r>
+        <w:t>- Read</w:t>
+      </w:r>
+    </w:p>
+    <w:p>
+      <w:r>
+        <w:t>- Update</w:t>
+      </w:r>
+    </w:p>
+    <w:p>
+      <w:r>
+        <w:t>- Delete</w:t>
+      </w:r>
+    </w:p>
+    <w:p/>
+    <w:p>
+      <w:r>
+        <w:t>---</w:t>
+      </w:r>
+    </w:p>
+    <w:p/>
+    <w:p>
+      <w:r>
+        <w:t>DEPARTMENT CRUD</w:t>
+      </w:r>
+    </w:p>
+    <w:p/>
+    <w:p>
+      <w:r>
+        <w:t>Fields</w:t>
+      </w:r>
+    </w:p>
+    <w:p/>
+    <w:p>
+      <w:r>
+        <w:t>- Department Name</w:t>
+      </w:r>
+    </w:p>
+    <w:p>
+      <w:r>
+        <w:t>- Department Code</w:t>
+      </w:r>
+    </w:p>
+    <w:p>
+      <w:r>
+        <w:t>- Department Head</w:t>
+      </w:r>
+    </w:p>
+    <w:p>
+      <w:r>
+        <w:t>- Description</w:t>
+      </w:r>
+    </w:p>
+    <w:p>
+      <w:r>
+        <w:t>- Status</w:t>
+      </w:r>
+    </w:p>
+    <w:p/>
+    <w:p>
+      <w:r>
+        <w:t>Operations</w:t>
+      </w:r>
+    </w:p>
+    <w:p/>
+    <w:p>
+      <w:r>
+        <w:t>- Create</w:t>
+      </w:r>
+    </w:p>
+    <w:p>
+      <w:r>
+        <w:t>- Read</w:t>
+      </w:r>
+    </w:p>
+    <w:p>
+      <w:r>
+        <w:t>- Update</w:t>
+      </w:r>
+    </w:p>
+    <w:p>
+      <w:r>
+        <w:t>- Delete</w:t>
+      </w:r>
+    </w:p>
+    <w:p/>
+    <w:p>
+      <w:r>
+        <w:t>---</w:t>
+      </w:r>
+    </w:p>
+    <w:p/>
+    <w:p>
+      <w:r>
+        <w:t>ATTENDANCE MODULE</w:t>
+      </w:r>
+    </w:p>
+    <w:p/>
+    <w:p>
+      <w:r>
+        <w:t>Fields</w:t>
+      </w:r>
+    </w:p>
+    <w:p/>
+    <w:p>
+      <w:r>
+        <w:t>- Employee Name</w:t>
+      </w:r>
+    </w:p>
+    <w:p>
+      <w:r>
+        <w:t>- Date</w:t>
+      </w:r>
+    </w:p>
+    <w:p>
+      <w:r>
+        <w:t>- Check-In</w:t>
+      </w:r>
+    </w:p>
+    <w:p>
+      <w:r>
+        <w:t>- Check-Out</w:t>
+      </w:r>
+    </w:p>
+    <w:p>
+      <w:r>
+        <w:t>- Working Hours</w:t>
+      </w:r>
+    </w:p>
+    <w:p>
+      <w:r>
+        <w:t>- Attendance Status</w:t>
+      </w:r>
+    </w:p>
+    <w:p/>
+    <w:p>
+      <w:r>
         <w:t>Features</w:t>
       </w:r>
     </w:p>
     <w:p/>
     <w:p>
       <w:r>
-        <w:t>- JWT Authentication</w:t>
-      </w:r>
-    </w:p>
+        <w:t>- Mark Attendance</w:t>
+      </w:r>
+    </w:p>
+    <w:p>
+      <w:r>
+        <w:t>- Edit Attendance</w:t>
+      </w:r>
+    </w:p>
+    <w:p>
+      <w:r>
+        <w:t>- Attendance History</w:t>
+      </w:r>
+    </w:p>
+    <w:p>
+      <w:r>
+        <w:t>- Monthly Report</w:t>
+      </w:r>
+    </w:p>
+    <w:p/>
+    <w:p>
+      <w:r>
+        <w:t>---</w:t>
+      </w:r>
+    </w:p>
+    <w:p/>
     <w:p>
       <w:r>
         <w:lastRenderedPageBreak/>
-        <w:t>- Role-Based Access Control</w:t>
-      </w:r>
-    </w:p>
-    <w:p>
-      <w:r>
-        <w:t>- Protected Routes</w:t>
-      </w:r>
-    </w:p>
-    <w:p>
-      <w:r>
-        <w:t>- Session Management</w:t>
+        <w:t>LEAVE MANAGEMENT MODULE</w:t>
+      </w:r>
+    </w:p>
+    <w:p/>
+    <w:p>
+      <w:r>
+        <w:t>Fields</w:t>
+      </w:r>
+    </w:p>
+    <w:p/>
+    <w:p>
+      <w:r>
+        <w:t>- Employee Name</w:t>
+      </w:r>
+    </w:p>
+    <w:p>
+      <w:r>
+        <w:t>- Leave Type</w:t>
+      </w:r>
+    </w:p>
+    <w:p>
+      <w:r>
+        <w:t>- Start Date</w:t>
+      </w:r>
+    </w:p>
+    <w:p>
+      <w:r>
+        <w:t>- End Date</w:t>
+      </w:r>
+    </w:p>
+    <w:p>
+      <w:r>
+        <w:t>- Reason</w:t>
+      </w:r>
+    </w:p>
+    <w:p>
+      <w:r>
+        <w:t>- Status</w:t>
+      </w:r>
+    </w:p>
+    <w:p/>
+    <w:p>
+      <w:r>
+        <w:t>Features</w:t>
+      </w:r>
+    </w:p>
+    <w:p/>
+    <w:p>
+      <w:r>
+        <w:t>- Apply Leave</w:t>
+      </w:r>
+    </w:p>
+    <w:p>
+      <w:r>
+        <w:t>- Approve Leave</w:t>
+      </w:r>
+    </w:p>
+    <w:p>
+      <w:r>
+        <w:t>- Reject Leave</w:t>
+      </w:r>
+    </w:p>
+    <w:p>
+      <w:r>
+        <w:t>- Leave History</w:t>
       </w:r>
     </w:p>
     <w:p/>
@@ -256,145 +1238,56 @@
     <w:p/>
     <w:p>
       <w:r>
-        <w:t>ADMIN PANEL</w:t>
-      </w:r>
-    </w:p>
-    <w:p/>
-    <w:p>
-      <w:r>
-        <w:t>Sidebar Menus</w:t>
-      </w:r>
-    </w:p>
-    <w:p/>
-    <w:p>
-      <w:r>
-        <w:t>Dashboard</w:t>
-      </w:r>
-    </w:p>
-    <w:p/>
-    <w:p>
-      <w:r>
-        <w:t>- Overview</w:t>
-      </w:r>
-    </w:p>
-    <w:p>
-      <w:r>
-        <w:t>- Analytics</w:t>
-      </w:r>
-    </w:p>
-    <w:p>
-      <w:r>
-        <w:t>- Recent Activities</w:t>
-      </w:r>
-    </w:p>
-    <w:p/>
-    <w:p>
-      <w:r>
-        <w:t>Employee Management</w:t>
-      </w:r>
-    </w:p>
-    <w:p/>
-    <w:p>
-      <w:r>
-        <w:t>- Add Employee</w:t>
-      </w:r>
-    </w:p>
-    <w:p>
-      <w:r>
-        <w:t>- Employee List</w:t>
-      </w:r>
-    </w:p>
-    <w:p>
-      <w:r>
-        <w:t>- View Employee</w:t>
-      </w:r>
-    </w:p>
-    <w:p>
-      <w:r>
-        <w:t>- Edit Employee</w:t>
-      </w:r>
-    </w:p>
-    <w:p>
-      <w:r>
-        <w:t>- Delete Employee</w:t>
-      </w:r>
-    </w:p>
-    <w:p/>
-    <w:p>
-      <w:r>
-        <w:t>Department Management</w:t>
-      </w:r>
-    </w:p>
-    <w:p/>
-    <w:p>
-      <w:r>
-        <w:t>- Add Department</w:t>
-      </w:r>
-    </w:p>
-    <w:p>
-      <w:r>
-        <w:t>- Department List</w:t>
+        <w:t>TASK MANAGEMENT MODULE</w:t>
+      </w:r>
+    </w:p>
+    <w:p/>
+    <w:p>
+      <w:r>
+        <w:t>Fields</w:t>
+      </w:r>
+    </w:p>
+    <w:p/>
+    <w:p>
+      <w:r>
+        <w:t>- Task Title</w:t>
+      </w:r>
+    </w:p>
+    <w:p>
+      <w:r>
+        <w:t>- Description</w:t>
+      </w:r>
+    </w:p>
+    <w:p>
+      <w:r>
+        <w:t>- Assigned Employee</w:t>
+      </w:r>
+    </w:p>
+    <w:p>
+      <w:r>
+        <w:t>- Priority</w:t>
       </w:r>
     </w:p>
     <w:p>
       <w:r>
         <w:lastRenderedPageBreak/>
-        <w:t>- Edit Department</w:t>
-      </w:r>
-    </w:p>
-    <w:p>
-      <w:r>
-        <w:t>- Delete Department</w:t>
-      </w:r>
-    </w:p>
-    <w:p/>
-    <w:p>
-      <w:r>
-        <w:t>Attendance Management</w:t>
-      </w:r>
-    </w:p>
-    <w:p/>
-    <w:p>
-      <w:r>
-        <w:t>- Daily Attendance</w:t>
-      </w:r>
-    </w:p>
-    <w:p>
-      <w:r>
-        <w:t>- Monthly Attendance</w:t>
-      </w:r>
-    </w:p>
-    <w:p>
-      <w:r>
-        <w:t>- Attendance Reports</w:t>
-      </w:r>
-    </w:p>
-    <w:p/>
-    <w:p>
-      <w:r>
-        <w:t>Leave Management</w:t>
-      </w:r>
-    </w:p>
-    <w:p/>
-    <w:p>
-      <w:r>
-        <w:t>- Pending Requests</w:t>
-      </w:r>
-    </w:p>
-    <w:p>
-      <w:r>
-        <w:t>- Approved Requests</w:t>
-      </w:r>
-    </w:p>
-    <w:p>
-      <w:r>
-        <w:t>- Rejected Requests</w:t>
-      </w:r>
-    </w:p>
-    <w:p/>
-    <w:p>
-      <w:r>
-        <w:t>Task Management</w:t>
+        <w:t>- Start Date</w:t>
+      </w:r>
+    </w:p>
+    <w:p>
+      <w:r>
+        <w:t>- Due Date</w:t>
+      </w:r>
+    </w:p>
+    <w:p>
+      <w:r>
+        <w:t>- Status</w:t>
+      </w:r>
+    </w:p>
+    <w:p/>
+    <w:p>
+      <w:r>
+        <w:t>Features</w:t>
       </w:r>
     </w:p>
     <w:p/>
@@ -410,90 +1303,84 @@
     </w:p>
     <w:p>
       <w:r>
-        <w:t>- Task List</w:t>
-      </w:r>
-    </w:p>
-    <w:p>
-      <w:r>
-        <w:t>- Task Status</w:t>
-      </w:r>
-    </w:p>
-    <w:p/>
-    <w:p>
-      <w:r>
-        <w:t>User Management</w:t>
-      </w:r>
-    </w:p>
-    <w:p/>
-    <w:p>
-      <w:r>
-        <w:t>- Create User</w:t>
-      </w:r>
-    </w:p>
-    <w:p>
-      <w:r>
-        <w:t>- Manage Roles</w:t>
-      </w:r>
-    </w:p>
-    <w:p>
-      <w:r>
-        <w:t>- Active Users</w:t>
-      </w:r>
-    </w:p>
-    <w:p/>
+        <w:t>- Update Task</w:t>
+      </w:r>
+    </w:p>
+    <w:p>
+      <w:r>
+        <w:t>- Delete Task</w:t>
+      </w:r>
+    </w:p>
+    <w:p>
+      <w:r>
+        <w:t>- Track Progress</w:t>
+      </w:r>
+    </w:p>
+    <w:p/>
+    <w:p>
+      <w:r>
+        <w:t>---</w:t>
+      </w:r>
+    </w:p>
+    <w:p/>
+    <w:p>
+      <w:r>
+        <w:t>REPORTS MODULE</w:t>
+      </w:r>
+    </w:p>
+    <w:p/>
+    <w:p>
+      <w:r>
+        <w:t>Reports</w:t>
+      </w:r>
+    </w:p>
+    <w:p/>
+    <w:p>
+      <w:r>
+        <w:t>- Employee Report</w:t>
+      </w:r>
+    </w:p>
+    <w:p>
+      <w:r>
+        <w:t>- Attendance Report</w:t>
+      </w:r>
+    </w:p>
+    <w:p>
+      <w:r>
+        <w:t>- Leave Report</w:t>
+      </w:r>
+    </w:p>
+    <w:p>
+      <w:r>
+        <w:t>- Task Report</w:t>
+      </w:r>
+    </w:p>
+    <w:p>
+      <w:r>
+        <w:t>- Department Report</w:t>
+      </w:r>
+    </w:p>
+    <w:p/>
+    <w:p>
+      <w:r>
+        <w:t>Export Options</w:t>
+      </w:r>
+    </w:p>
+    <w:p/>
+    <w:p>
+      <w:r>
+        <w:t>- PDF</w:t>
+      </w:r>
+    </w:p>
+    <w:p>
+      <w:r>
+        <w:t>- Excel</w:t>
+      </w:r>
+    </w:p>
     <w:p>
       <w:r>
         <w:lastRenderedPageBreak/>
-        <w:t>Reports</w:t>
-      </w:r>
-    </w:p>
-    <w:p/>
-    <w:p>
-      <w:r>
-        <w:t>- Employee Report</w:t>
-      </w:r>
-    </w:p>
-    <w:p>
-      <w:r>
-        <w:t>- Attendance Report</w:t>
-      </w:r>
-    </w:p>
-    <w:p>
-      <w:r>
-        <w:t>- Leave Report</w:t>
-      </w:r>
-    </w:p>
-    <w:p>
-      <w:r>
-        <w:t>- Department Report</w:t>
-      </w:r>
-    </w:p>
-    <w:p/>
-    <w:p>
-      <w:r>
-        <w:t>Settings</w:t>
-      </w:r>
-    </w:p>
-    <w:p/>
-    <w:p>
-      <w:r>
-        <w:t>- Company Settings</w:t>
-      </w:r>
-    </w:p>
-    <w:p>
-      <w:r>
-        <w:t>- Profile Settings</w:t>
-      </w:r>
-    </w:p>
-    <w:p>
-      <w:r>
-        <w:t>- Change Password</w:t>
-      </w:r>
-    </w:p>
-    <w:p/>
-    <w:p>
-      <w:r>
-        <w:t>Logout</w:t>
+        <w:t>- CSV</w:t>
       </w:r>
     </w:p>
     <w:p/>
@@ -505,1077 +1392,222 @@
     <w:p/>
     <w:p>
       <w:r>
-        <w:t>MANAGER PANEL</w:t>
-      </w:r>
-    </w:p>
-    <w:p/>
-    <w:p>
-      <w:r>
-        <w:t>Sidebar Menus</w:t>
-      </w:r>
-    </w:p>
-    <w:p/>
-    <w:p>
-      <w:r>
-        <w:t>Dashboard</w:t>
-      </w:r>
-    </w:p>
-    <w:p/>
+        <w:t>DATABASE COLLECTIONS</w:t>
+      </w:r>
+    </w:p>
+    <w:p/>
+    <w:p>
+      <w:r>
+        <w:t>Users</w:t>
+      </w:r>
+    </w:p>
+    <w:p>
+      <w:r>
+        <w:t>Roles</w:t>
+      </w:r>
+    </w:p>
     <w:p>
       <w:r>
         <w:t>Employees</w:t>
       </w:r>
     </w:p>
-    <w:p/>
-    <w:p>
-      <w:r>
-        <w:t>- Employee List</w:t>
-      </w:r>
-    </w:p>
-    <w:p>
-      <w:r>
-        <w:t>- View Employee</w:t>
-      </w:r>
-    </w:p>
-    <w:p/>
+    <w:p>
+      <w:r>
+        <w:t>Departments</w:t>
+      </w:r>
+    </w:p>
+    <w:p>
+      <w:r>
+        <w:t>Attendance</w:t>
+      </w:r>
+    </w:p>
+    <w:p>
+      <w:r>
+        <w:t>Leaves</w:t>
+      </w:r>
+    </w:p>
+    <w:p>
+      <w:r>
+        <w:t>Tasks</w:t>
+      </w:r>
+    </w:p>
+    <w:p>
+      <w:r>
+        <w:t>Notifications</w:t>
+      </w:r>
+    </w:p>
+    <w:p/>
+    <w:p>
+      <w:r>
+        <w:t>---</w:t>
+      </w:r>
+    </w:p>
+    <w:p/>
+    <w:p>
+      <w:r>
+        <w:t>TECHNOLOGY STACK</w:t>
+      </w:r>
+    </w:p>
+    <w:p/>
+    <w:p>
+      <w:r>
+        <w:t>Frontend</w:t>
+      </w:r>
+    </w:p>
+    <w:p/>
+    <w:p>
+      <w:r>
+        <w:t>- React.js</w:t>
+      </w:r>
+    </w:p>
+    <w:p>
+      <w:r>
+        <w:t>- React Router DOM</w:t>
+      </w:r>
+    </w:p>
+    <w:p>
+      <w:r>
+        <w:t>- Axios</w:t>
+      </w:r>
+    </w:p>
+    <w:p>
+      <w:r>
+        <w:t>- Redux Toolkit / Context API</w:t>
+      </w:r>
+    </w:p>
+    <w:p>
+      <w:r>
+        <w:t>- Tailwind CSS</w:t>
+      </w:r>
+    </w:p>
+    <w:p/>
+    <w:p>
+      <w:r>
+        <w:t>Backend</w:t>
+      </w:r>
+    </w:p>
+    <w:p/>
+    <w:p>
+      <w:r>
+        <w:t>- Node.js</w:t>
+      </w:r>
+    </w:p>
+    <w:p>
+      <w:r>
+        <w:t>- Express.js</w:t>
+      </w:r>
+    </w:p>
+    <w:p/>
+    <w:p>
+      <w:r>
+        <w:t>Database</w:t>
+      </w:r>
+    </w:p>
+    <w:p/>
+    <w:p>
+      <w:r>
+        <w:t>- MongoDB</w:t>
+      </w:r>
+    </w:p>
+    <w:p/>
+    <w:p>
+      <w:r>
+        <w:t>Authentication</w:t>
+      </w:r>
+    </w:p>
+    <w:p/>
+    <w:p>
+      <w:r>
+        <w:t>- JWT</w:t>
+      </w:r>
+    </w:p>
+    <w:p>
+      <w:r>
+        <w:t xml:space="preserve">- </w:t>
+      </w:r>
+      <w:proofErr w:type="spellStart"/>
+      <w:r>
+        <w:t>bcrypt</w:t>
+      </w:r>
+      <w:proofErr w:type="spellEnd"/>
+    </w:p>
+    <w:p/>
+    <w:p>
+      <w:r>
+        <w:t>Deployment</w:t>
+      </w:r>
+    </w:p>
+    <w:p/>
+    <w:p>
+      <w:r>
+        <w:t xml:space="preserve">- </w:t>
+      </w:r>
+      <w:proofErr w:type="spellStart"/>
+      <w:r>
+        <w:t>Vercel</w:t>
+      </w:r>
+      <w:proofErr w:type="spellEnd"/>
+      <w:r>
+        <w:t xml:space="preserve"> (Frontend)</w:t>
+      </w:r>
+    </w:p>
+    <w:p>
+      <w:r>
+        <w:t>- Render/Railway (Backend)</w:t>
+      </w:r>
+    </w:p>
+    <w:p>
+      <w:r>
+        <w:t>- MongoDB Atlas</w:t>
+      </w:r>
+    </w:p>
+    <w:p/>
+    <w:p>
+      <w:r>
+        <w:t>---</w:t>
+      </w:r>
+    </w:p>
+    <w:p/>
+    <w:p>
+      <w:r>
+        <w:t>Project Flow</w:t>
+      </w:r>
+    </w:p>
+    <w:p/>
+    <w:p>
+      <w:r>
+        <w:t>Admin Login</w:t>
+      </w:r>
+    </w:p>
+    <w:p>
+      <w:r>
+        <w:t>↓</w:t>
+      </w:r>
+    </w:p>
+    <w:p>
+      <w:r>
+        <w:t>Create Departments</w:t>
+      </w:r>
+    </w:p>
+    <w:p>
+      <w:r>
+        <w:t>↓</w:t>
+      </w:r>
+    </w:p>
+    <w:p>
+      <w:r>
+        <w:t>Create Employees</w:t>
+      </w:r>
+    </w:p>
     <w:p>
       <w:r>
         <w:lastRenderedPageBreak/>
-        <w:t>Attendance</w:t>
-      </w:r>
-    </w:p>
-    <w:p/>
-    <w:p>
-      <w:r>
-        <w:t>- Daily Attendance</w:t>
-      </w:r>
-    </w:p>
-    <w:p>
-      <w:r>
-        <w:t>- Monthly Attendance</w:t>
-      </w:r>
-    </w:p>
-    <w:p/>
-    <w:p>
-      <w:r>
-        <w:t>Leave Requests</w:t>
-      </w:r>
-    </w:p>
-    <w:p/>
-    <w:p>
-      <w:r>
-        <w:t>- Pending Requests</w:t>
-      </w:r>
-    </w:p>
-    <w:p>
-      <w:r>
-        <w:t>- Approve Leave</w:t>
-      </w:r>
-    </w:p>
-    <w:p>
-      <w:r>
-        <w:t>- Reject Leave</w:t>
-      </w:r>
-    </w:p>
-    <w:p/>
-    <w:p>
-      <w:r>
-        <w:t>Tasks</w:t>
-      </w:r>
-    </w:p>
-    <w:p/>
-    <w:p>
-      <w:r>
-        <w:t>- Assign Task</w:t>
-      </w:r>
-    </w:p>
-    <w:p>
-      <w:r>
-        <w:t>- Track Progress</w:t>
-      </w:r>
-    </w:p>
-    <w:p/>
-    <w:p>
-      <w:r>
-        <w:t>Reports</w:t>
-      </w:r>
-    </w:p>
-    <w:p/>
-    <w:p>
-      <w:r>
-        <w:t>- Attendance Reports</w:t>
-      </w:r>
-    </w:p>
-    <w:p>
-      <w:r>
-        <w:t>- Leave Reports</w:t>
-      </w:r>
-    </w:p>
-    <w:p/>
-    <w:p>
-      <w:r>
-        <w:t>Profile</w:t>
-      </w:r>
-    </w:p>
-    <w:p/>
-    <w:p>
-      <w:r>
-        <w:t>Logout</w:t>
-      </w:r>
-    </w:p>
-    <w:p/>
-    <w:p>
-      <w:r>
-        <w:t>---</w:t>
-      </w:r>
-    </w:p>
-    <w:p/>
-    <w:p>
-      <w:r>
-        <w:t>EMPLOYEE PANEL</w:t>
-      </w:r>
-    </w:p>
-    <w:p/>
-    <w:p>
-      <w:r>
-        <w:t>Sidebar Menus</w:t>
-      </w:r>
-    </w:p>
-    <w:p/>
-    <w:p>
-      <w:r>
-        <w:t>Dashboard</w:t>
-      </w:r>
-    </w:p>
-    <w:p/>
-    <w:p>
-      <w:r>
-        <w:t>My Profile</w:t>
-      </w:r>
-    </w:p>
-    <w:p/>
-    <w:p>
-      <w:r>
-        <w:t>- View Profile</w:t>
-      </w:r>
-    </w:p>
-    <w:p>
-      <w:r>
-        <w:t>- Edit Profile</w:t>
-      </w:r>
-    </w:p>
-    <w:p/>
-    <w:p>
-      <w:r>
-        <w:t>Attendance</w:t>
-      </w:r>
-    </w:p>
-    <w:p/>
-    <w:p>
-      <w:r>
-        <w:t>- Mark Attendance</w:t>
-      </w:r>
-    </w:p>
-    <w:p>
-      <w:r>
-        <w:t>- Attendance History</w:t>
-      </w:r>
-    </w:p>
-    <w:p/>
-    <w:p>
-      <w:r>
-        <w:t>Leave</w:t>
-      </w:r>
-    </w:p>
-    <w:p/>
-    <w:p>
-      <w:r>
-        <w:t>- Apply Leave</w:t>
-      </w:r>
-    </w:p>
-    <w:p>
-      <w:r>
-        <w:t>- Leave History</w:t>
-      </w:r>
-    </w:p>
-    <w:p/>
-    <w:p>
-      <w:r>
-        <w:t>Tasks</w:t>
-      </w:r>
-    </w:p>
-    <w:p/>
-    <w:p>
-      <w:r>
-        <w:t>- Assigned Tasks</w:t>
-      </w:r>
-    </w:p>
-    <w:p>
-      <w:r>
-        <w:t>- Update Task Status</w:t>
-      </w:r>
-    </w:p>
-    <w:p/>
-    <w:p>
-      <w:r>
-        <w:t>Notifications</w:t>
-      </w:r>
-    </w:p>
-    <w:p/>
-    <w:p>
-      <w:r>
-        <w:t>Change Password</w:t>
-      </w:r>
-    </w:p>
-    <w:p/>
-    <w:p>
-      <w:r>
-        <w:t>Logout</w:t>
-      </w:r>
-    </w:p>
-    <w:p/>
-    <w:p>
-      <w:r>
-        <w:t>---</w:t>
-      </w:r>
-    </w:p>
-    <w:p/>
-    <w:p>
-      <w:r>
-        <w:t>HEADER MENUS (COMMON)</w:t>
-      </w:r>
-    </w:p>
-    <w:p/>
-    <w:p>
-      <w:r>
-        <w:t>Top Navbar</w:t>
-      </w:r>
-    </w:p>
-    <w:p/>
-    <w:p>
-      <w:r>
-        <w:t>- Company Logo</w:t>
-      </w:r>
-    </w:p>
-    <w:p>
-      <w:r>
-        <w:t>- Dashboard Title</w:t>
-      </w:r>
-    </w:p>
-    <w:p>
-      <w:r>
-        <w:t>- Search Bar</w:t>
-      </w:r>
-    </w:p>
-    <w:p>
-      <w:r>
-        <w:t>- Notifications</w:t>
-      </w:r>
-    </w:p>
-    <w:p>
-      <w:r>
-        <w:t>- User Profile</w:t>
-      </w:r>
-    </w:p>
-    <w:p>
-      <w:r>
-        <w:t>- Settings</w:t>
-      </w:r>
-    </w:p>
-    <w:p>
-      <w:r>
-        <w:t>- Logout</w:t>
-      </w:r>
-    </w:p>
-    <w:p/>
-    <w:p>
-      <w:r>
-        <w:t>---</w:t>
-      </w:r>
-    </w:p>
-    <w:p/>
-    <w:p>
-      <w:r>
-        <w:t>DASHBOARD WIDGETS</w:t>
-      </w:r>
-    </w:p>
-    <w:p/>
-    <w:p>
-      <w:r>
-        <w:t>Admin Dashboard</w:t>
-      </w:r>
-    </w:p>
-    <w:p/>
-    <w:p>
-      <w:r>
-        <w:t>- Total Employees</w:t>
-      </w:r>
-    </w:p>
-    <w:p>
-      <w:r>
-        <w:t>- Total Departments</w:t>
-      </w:r>
-    </w:p>
-    <w:p>
-      <w:r>
-        <w:t>- Present Employees</w:t>
-      </w:r>
-    </w:p>
-    <w:p>
-      <w:r>
-        <w:t>- Absent Employees</w:t>
-      </w:r>
-    </w:p>
-    <w:p>
-      <w:r>
-        <w:t>- Pending Leaves</w:t>
-      </w:r>
-    </w:p>
-    <w:p>
-      <w:r>
-        <w:lastRenderedPageBreak/>
-        <w:t>- Approved Leaves</w:t>
-      </w:r>
-    </w:p>
-    <w:p>
-      <w:r>
-        <w:t>- Rejected Leaves</w:t>
-      </w:r>
-    </w:p>
-    <w:p>
-      <w:r>
-        <w:t>- Active Tasks</w:t>
-      </w:r>
-    </w:p>
-    <w:p/>
-    <w:p>
-      <w:r>
-        <w:t>Charts</w:t>
-      </w:r>
-    </w:p>
-    <w:p/>
-    <w:p>
-      <w:r>
-        <w:t>- Attendance Chart</w:t>
-      </w:r>
-    </w:p>
-    <w:p>
-      <w:r>
-        <w:t>- Employee Growth Chart</w:t>
-      </w:r>
-    </w:p>
-    <w:p>
-      <w:r>
-        <w:t>- Leave Statistics</w:t>
-      </w:r>
-    </w:p>
-    <w:p>
-      <w:r>
-        <w:t>- Department Distribution</w:t>
-      </w:r>
-    </w:p>
-    <w:p/>
-    <w:p>
-      <w:r>
-        <w:t>---</w:t>
-      </w:r>
-    </w:p>
-    <w:p/>
-    <w:p>
-      <w:r>
-        <w:t>EMPLOYEE CRUD</w:t>
-      </w:r>
-    </w:p>
-    <w:p/>
-    <w:p>
-      <w:r>
-        <w:t>Fields</w:t>
-      </w:r>
-    </w:p>
-    <w:p/>
-    <w:p>
-      <w:r>
-        <w:t>- Employee ID</w:t>
-      </w:r>
-    </w:p>
-    <w:p>
-      <w:r>
-        <w:t>- First Name</w:t>
-      </w:r>
-    </w:p>
-    <w:p>
-      <w:r>
-        <w:t>- Last Name</w:t>
-      </w:r>
-    </w:p>
-    <w:p>
-      <w:r>
-        <w:t>- Profile Image</w:t>
-      </w:r>
-    </w:p>
-    <w:p>
-      <w:r>
-        <w:t>- Email</w:t>
-      </w:r>
-    </w:p>
-    <w:p>
-      <w:r>
-        <w:t>- Mobile Number</w:t>
-      </w:r>
-    </w:p>
-    <w:p>
-      <w:r>
-        <w:t>- Gender</w:t>
-      </w:r>
-    </w:p>
-    <w:p>
-      <w:r>
-        <w:t>- Date of Birth</w:t>
-      </w:r>
-    </w:p>
-    <w:p>
-      <w:r>
-        <w:t>- Address</w:t>
-      </w:r>
-    </w:p>
-    <w:p>
-      <w:r>
-        <w:t>- Department</w:t>
-      </w:r>
-    </w:p>
-    <w:p>
-      <w:r>
-        <w:t>- Designation</w:t>
-      </w:r>
-    </w:p>
-    <w:p>
-      <w:r>
-        <w:lastRenderedPageBreak/>
-        <w:t>- Salary</w:t>
-      </w:r>
-    </w:p>
-    <w:p>
-      <w:r>
-        <w:t>- Joining Date</w:t>
-      </w:r>
-    </w:p>
-    <w:p>
-      <w:r>
-        <w:t>- Employment Type</w:t>
-      </w:r>
-    </w:p>
-    <w:p>
-      <w:r>
-        <w:t>- Status</w:t>
-      </w:r>
-    </w:p>
-    <w:p/>
-    <w:p>
-      <w:r>
-        <w:t>Operations</w:t>
-      </w:r>
-    </w:p>
-    <w:p/>
-    <w:p>
-      <w:r>
-        <w:t>- Create</w:t>
-      </w:r>
-    </w:p>
-    <w:p>
-      <w:r>
-        <w:t>- Read</w:t>
-      </w:r>
-    </w:p>
-    <w:p>
-      <w:r>
-        <w:t>- Update</w:t>
-      </w:r>
-    </w:p>
-    <w:p>
-      <w:r>
-        <w:t>- Delete</w:t>
-      </w:r>
-    </w:p>
-    <w:p/>
-    <w:p>
-      <w:r>
-        <w:t>---</w:t>
-      </w:r>
-    </w:p>
-    <w:p/>
-    <w:p>
-      <w:r>
-        <w:t>DEPARTMENT CRUD</w:t>
-      </w:r>
-    </w:p>
-    <w:p/>
-    <w:p>
-      <w:r>
-        <w:t>Fields</w:t>
-      </w:r>
-    </w:p>
-    <w:p/>
-    <w:p>
-      <w:r>
-        <w:t>- Department Name</w:t>
-      </w:r>
-    </w:p>
-    <w:p>
-      <w:r>
-        <w:t>- Department Code</w:t>
-      </w:r>
-    </w:p>
-    <w:p>
-      <w:r>
-        <w:t>- Department Head</w:t>
-      </w:r>
-    </w:p>
-    <w:p>
-      <w:r>
-        <w:t>- Description</w:t>
-      </w:r>
-    </w:p>
-    <w:p>
-      <w:r>
-        <w:t>- Status</w:t>
-      </w:r>
-    </w:p>
-    <w:p/>
-    <w:p>
-      <w:r>
-        <w:t>Operations</w:t>
-      </w:r>
-    </w:p>
-    <w:p/>
-    <w:p>
-      <w:r>
-        <w:t>- Create</w:t>
-      </w:r>
-    </w:p>
-    <w:p>
-      <w:r>
-        <w:t>- Read</w:t>
-      </w:r>
-    </w:p>
-    <w:p>
-      <w:r>
-        <w:lastRenderedPageBreak/>
-        <w:t>- Update</w:t>
-      </w:r>
-    </w:p>
-    <w:p>
-      <w:r>
-        <w:t>- Delete</w:t>
-      </w:r>
-    </w:p>
-    <w:p/>
-    <w:p>
-      <w:r>
-        <w:t>---</w:t>
-      </w:r>
-    </w:p>
-    <w:p/>
-    <w:p>
-      <w:r>
-        <w:t>ATTENDANCE MODULE</w:t>
-      </w:r>
-    </w:p>
-    <w:p/>
-    <w:p>
-      <w:r>
-        <w:t>Fields</w:t>
-      </w:r>
-    </w:p>
-    <w:p/>
-    <w:p>
-      <w:r>
-        <w:t>- Employee Name</w:t>
-      </w:r>
-    </w:p>
-    <w:p>
-      <w:r>
-        <w:t>- Date</w:t>
-      </w:r>
-    </w:p>
-    <w:p>
-      <w:r>
-        <w:t>- Check-In</w:t>
-      </w:r>
-    </w:p>
-    <w:p>
-      <w:r>
-        <w:t>- Check-Out</w:t>
-      </w:r>
-    </w:p>
-    <w:p>
-      <w:r>
-        <w:t>- Working Hours</w:t>
-      </w:r>
-    </w:p>
-    <w:p>
-      <w:r>
-        <w:t>- Attendance Status</w:t>
-      </w:r>
-    </w:p>
-    <w:p/>
-    <w:p>
-      <w:r>
-        <w:t>Features</w:t>
-      </w:r>
-    </w:p>
-    <w:p/>
-    <w:p>
-      <w:r>
-        <w:t>- Mark Attendance</w:t>
-      </w:r>
-    </w:p>
-    <w:p>
-      <w:r>
-        <w:t>- Edit Attendance</w:t>
-      </w:r>
-    </w:p>
-    <w:p>
-      <w:r>
-        <w:t>- Attendance History</w:t>
-      </w:r>
-    </w:p>
-    <w:p>
-      <w:r>
-        <w:t>- Monthly Report</w:t>
-      </w:r>
-    </w:p>
-    <w:p/>
-    <w:p>
-      <w:r>
-        <w:t>---</w:t>
-      </w:r>
-    </w:p>
-    <w:p/>
-    <w:p>
-      <w:r>
-        <w:t>LEAVE MANAGEMENT MODULE</w:t>
-      </w:r>
-    </w:p>
-    <w:p/>
-    <w:p>
-      <w:r>
-        <w:t>Fields</w:t>
-      </w:r>
-    </w:p>
-    <w:p/>
-    <w:p>
-      <w:r>
-        <w:t>- Employee Name</w:t>
-      </w:r>
-    </w:p>
-    <w:p>
-      <w:r>
-        <w:t>- Leave Type</w:t>
-      </w:r>
-    </w:p>
-    <w:p>
-      <w:r>
-        <w:t>- Start Date</w:t>
-      </w:r>
-    </w:p>
-    <w:p>
-      <w:r>
-        <w:t>- End Date</w:t>
-      </w:r>
-    </w:p>
-    <w:p>
-      <w:r>
-        <w:t>- Reason</w:t>
-      </w:r>
-    </w:p>
-    <w:p>
-      <w:r>
-        <w:t>- Status</w:t>
-      </w:r>
-    </w:p>
-    <w:p/>
-    <w:p>
-      <w:r>
-        <w:t>Features</w:t>
-      </w:r>
-    </w:p>
-    <w:p/>
-    <w:p>
-      <w:r>
-        <w:t>- Apply Leave</w:t>
-      </w:r>
-    </w:p>
-    <w:p>
-      <w:r>
-        <w:t>- Approve Leave</w:t>
-      </w:r>
-    </w:p>
-    <w:p>
-      <w:r>
-        <w:t>- Reject Leave</w:t>
-      </w:r>
-    </w:p>
-    <w:p>
-      <w:r>
-        <w:t>- Leave History</w:t>
-      </w:r>
-    </w:p>
-    <w:p/>
-    <w:p>
-      <w:r>
-        <w:t>---</w:t>
-      </w:r>
-    </w:p>
-    <w:p/>
-    <w:p>
-      <w:r>
-        <w:t>TASK MANAGEMENT MODULE</w:t>
-      </w:r>
-    </w:p>
-    <w:p/>
-    <w:p>
-      <w:r>
-        <w:t>Fields</w:t>
-      </w:r>
-    </w:p>
-    <w:p/>
-    <w:p>
-      <w:r>
-        <w:t>- Task Title</w:t>
-      </w:r>
-    </w:p>
-    <w:p>
-      <w:r>
-        <w:t>- Description</w:t>
-      </w:r>
-    </w:p>
-    <w:p>
-      <w:r>
-        <w:t>- Assigned Employee</w:t>
-      </w:r>
-    </w:p>
-    <w:p>
-      <w:r>
-        <w:t>- Priority</w:t>
-      </w:r>
-    </w:p>
-    <w:p>
-      <w:r>
-        <w:t>- Start Date</w:t>
-      </w:r>
-    </w:p>
-    <w:p>
-      <w:r>
-        <w:t>- Due Date</w:t>
-      </w:r>
-    </w:p>
-    <w:p>
-      <w:r>
-        <w:t>- Status</w:t>
-      </w:r>
-    </w:p>
-    <w:p/>
-    <w:p>
-      <w:r>
-        <w:t>Features</w:t>
-      </w:r>
-    </w:p>
-    <w:p/>
-    <w:p>
-      <w:r>
-        <w:t>- Create Task</w:t>
-      </w:r>
-    </w:p>
-    <w:p>
-      <w:r>
-        <w:t>- Assign Task</w:t>
-      </w:r>
-    </w:p>
-    <w:p>
-      <w:r>
-        <w:t>- Update Task</w:t>
-      </w:r>
-    </w:p>
-    <w:p>
-      <w:r>
-        <w:t>- Delete Task</w:t>
-      </w:r>
-    </w:p>
-    <w:p>
-      <w:r>
-        <w:t>- Track Progress</w:t>
-      </w:r>
-    </w:p>
-    <w:p/>
-    <w:p>
-      <w:r>
-        <w:t>---</w:t>
-      </w:r>
-    </w:p>
-    <w:p/>
-    <w:p>
-      <w:r>
-        <w:t>REPORTS MODULE</w:t>
-      </w:r>
-    </w:p>
-    <w:p/>
-    <w:p>
-      <w:r>
-        <w:t>Reports</w:t>
-      </w:r>
-    </w:p>
-    <w:p/>
-    <w:p>
-      <w:r>
-        <w:t>- Employee Report</w:t>
-      </w:r>
-    </w:p>
-    <w:p>
-      <w:r>
-        <w:t>- Attendance Report</w:t>
-      </w:r>
-    </w:p>
-    <w:p>
-      <w:r>
-        <w:t>- Leave Report</w:t>
-      </w:r>
-    </w:p>
-    <w:p>
-      <w:r>
-        <w:t>- Task Report</w:t>
-      </w:r>
-    </w:p>
-    <w:p>
-      <w:r>
-        <w:t>- Department Report</w:t>
-      </w:r>
-    </w:p>
-    <w:p/>
-    <w:p>
-      <w:r>
-        <w:t>Export Options</w:t>
-      </w:r>
-    </w:p>
-    <w:p/>
-    <w:p>
-      <w:r>
-        <w:t>- PDF</w:t>
-      </w:r>
-    </w:p>
-    <w:p>
-      <w:r>
-        <w:t>- Excel</w:t>
-      </w:r>
-    </w:p>
-    <w:p>
-      <w:r>
-        <w:t>- CSV</w:t>
-      </w:r>
-    </w:p>
-    <w:p/>
-    <w:p>
-      <w:r>
-        <w:t>---</w:t>
-      </w:r>
-    </w:p>
-    <w:p/>
-    <w:p>
-      <w:r>
-        <w:t>DATABASE COLLECTIONS</w:t>
-      </w:r>
-    </w:p>
-    <w:p/>
-    <w:p>
-      <w:r>
-        <w:t>Users</w:t>
-      </w:r>
-    </w:p>
-    <w:p>
-      <w:r>
-        <w:t>Roles</w:t>
-      </w:r>
-    </w:p>
-    <w:p>
-      <w:r>
-        <w:t>Employees</w:t>
-      </w:r>
-    </w:p>
-    <w:p>
-      <w:r>
-        <w:t>Departments</w:t>
-      </w:r>
-    </w:p>
-    <w:p>
-      <w:r>
-        <w:t>Attendance</w:t>
-      </w:r>
-    </w:p>
-    <w:p>
-      <w:r>
-        <w:t>Leaves</w:t>
-      </w:r>
-    </w:p>
-    <w:p>
-      <w:r>
-        <w:t>Tasks</w:t>
-      </w:r>
-    </w:p>
-    <w:p>
-      <w:r>
-        <w:t>Notifications</w:t>
-      </w:r>
-    </w:p>
-    <w:p/>
-    <w:p>
-      <w:r>
-        <w:t>---</w:t>
-      </w:r>
-    </w:p>
-    <w:p/>
-    <w:p>
-      <w:r>
-        <w:t>TECHNOLOGY STACK</w:t>
-      </w:r>
-    </w:p>
-    <w:p/>
-    <w:p>
-      <w:r>
-        <w:t>Frontend</w:t>
-      </w:r>
-    </w:p>
-    <w:p/>
-    <w:p>
-      <w:r>
-        <w:t>- React.js</w:t>
-      </w:r>
-    </w:p>
-    <w:p>
-      <w:r>
-        <w:t>- React Router DOM</w:t>
-      </w:r>
-    </w:p>
-    <w:p>
-      <w:r>
-        <w:t>- Axios</w:t>
-      </w:r>
-    </w:p>
-    <w:p>
-      <w:r>
-        <w:t>- Redux Toolkit / Context API</w:t>
-      </w:r>
-    </w:p>
-    <w:p>
-      <w:r>
-        <w:t>- Tailwind CSS</w:t>
-      </w:r>
-    </w:p>
-    <w:p/>
-    <w:p>
-      <w:r>
-        <w:t>Backend</w:t>
-      </w:r>
-    </w:p>
-    <w:p/>
-    <w:p>
-      <w:r>
-        <w:t>- Node.js</w:t>
-      </w:r>
-    </w:p>
-    <w:p>
-      <w:r>
-        <w:t>- Express.js</w:t>
-      </w:r>
-    </w:p>
-    <w:p/>
-    <w:p>
-      <w:r>
-        <w:t>Database</w:t>
-      </w:r>
-    </w:p>
-    <w:p/>
-    <w:p>
-      <w:r>
-        <w:t>- MongoDB</w:t>
-      </w:r>
-    </w:p>
-    <w:p/>
-    <w:p>
-      <w:r>
-        <w:t>Authentication</w:t>
-      </w:r>
-    </w:p>
-    <w:p/>
-    <w:p>
-      <w:r>
-        <w:t>- JWT</w:t>
-      </w:r>
-    </w:p>
-    <w:p>
-      <w:r>
-        <w:t xml:space="preserve">- </w:t>
-      </w:r>
-      <w:proofErr w:type="spellStart"/>
-      <w:r>
-        <w:t>bcrypt</w:t>
-      </w:r>
-      <w:proofErr w:type="spellEnd"/>
-    </w:p>
-    <w:p/>
-    <w:p>
-      <w:r>
-        <w:t>Deployment</w:t>
-      </w:r>
-    </w:p>
-    <w:p/>
-    <w:p>
-      <w:r>
-        <w:t xml:space="preserve">- </w:t>
-      </w:r>
-      <w:proofErr w:type="spellStart"/>
-      <w:r>
-        <w:t>Vercel</w:t>
-      </w:r>
-      <w:proofErr w:type="spellEnd"/>
-      <w:r>
-        <w:t xml:space="preserve"> (Frontend)</w:t>
-      </w:r>
-    </w:p>
-    <w:p>
-      <w:r>
-        <w:t>- Render/Railway (Backend)</w:t>
-      </w:r>
-    </w:p>
-    <w:p>
-      <w:r>
-        <w:t>- MongoDB Atlas</w:t>
-      </w:r>
-    </w:p>
-    <w:p/>
-    <w:p>
-      <w:r>
-        <w:t>---</w:t>
-      </w:r>
-    </w:p>
-    <w:p/>
-    <w:p>
-      <w:r>
-        <w:t>Project Flow</w:t>
-      </w:r>
-    </w:p>
-    <w:p/>
-    <w:p>
-      <w:r>
-        <w:t>Admin Login</w:t>
-      </w:r>
-    </w:p>
-    <w:p>
-      <w:r>
         <w:t>↓</w:t>
       </w:r>
     </w:p>
     <w:p>
       <w:r>
-        <w:t>Create Departments</w:t>
+        <w:t>Assign Roles</w:t>
       </w:r>
     </w:p>
     <w:p>
@@ -1585,27 +1617,6 @@
     </w:p>
     <w:p>
       <w:r>
-        <w:t>Create Employees</w:t>
-      </w:r>
-    </w:p>
-    <w:p>
-      <w:r>
-        <w:t>↓</w:t>
-      </w:r>
-    </w:p>
-    <w:p>
-      <w:r>
-        <w:t>Assign Roles</w:t>
-      </w:r>
-    </w:p>
-    <w:p>
-      <w:r>
-        <w:t>↓</w:t>
-      </w:r>
-    </w:p>
-    <w:p>
-      <w:r>
-        <w:lastRenderedPageBreak/>
         <w:t>Employee Login</w:t>
       </w:r>
     </w:p>
